--- a/PanoramicData.Render.Test/test-assets/docx/headers-and-footers.docx
+++ b/PanoramicData.Render.Test/test-assets/docx/headers-and-footers.docx
@@ -15,8 +15,8 @@
     <w:sectPr>
       <w:pgSz w:w="12240" w:h="15840"/>
       <w:pgMar w:top="1440" w:right="1440" w:bottom="1440" w:left="1440" w:header="720" w:footer="720"/>
-      <w:headerReference xmlns:r="http://schemas.openxmlformats.org/officeDocument/2006/relationships" w:type="default" r:id="Raeb0f730d5df4d55"/>
-      <w:footerReference xmlns:r="http://schemas.openxmlformats.org/officeDocument/2006/relationships" w:type="default" r:id="R59df3cc71a1940b3"/>
+      <w:headerReference xmlns:r="http://schemas.openxmlformats.org/officeDocument/2006/relationships" w:type="default" r:id="Red7625bb103249d8"/>
+      <w:footerReference xmlns:r="http://schemas.openxmlformats.org/officeDocument/2006/relationships" w:type="default" r:id="R716ab2a872934c51"/>
     </w:sectPr>
   </w:body>
 </w:document>

--- a/PanoramicData.Render.Test/test-assets/docx/headers-and-footers.docx
+++ b/PanoramicData.Render.Test/test-assets/docx/headers-and-footers.docx
@@ -15,8 +15,8 @@
     <w:sectPr>
       <w:pgSz w:w="12240" w:h="15840"/>
       <w:pgMar w:top="1440" w:right="1440" w:bottom="1440" w:left="1440" w:header="720" w:footer="720"/>
-      <w:headerReference xmlns:r="http://schemas.openxmlformats.org/officeDocument/2006/relationships" w:type="default" r:id="Red7625bb103249d8"/>
-      <w:footerReference xmlns:r="http://schemas.openxmlformats.org/officeDocument/2006/relationships" w:type="default" r:id="R716ab2a872934c51"/>
+      <w:headerReference xmlns:r="http://schemas.openxmlformats.org/officeDocument/2006/relationships" w:type="default" r:id="R248183385a85407f"/>
+      <w:footerReference xmlns:r="http://schemas.openxmlformats.org/officeDocument/2006/relationships" w:type="default" r:id="Rcd5886698a2f4360"/>
     </w:sectPr>
   </w:body>
 </w:document>

--- a/PanoramicData.Render.Test/test-assets/docx/headers-and-footers.docx
+++ b/PanoramicData.Render.Test/test-assets/docx/headers-and-footers.docx
@@ -15,8 +15,8 @@
     <w:sectPr>
       <w:pgSz w:w="12240" w:h="15840"/>
       <w:pgMar w:top="1440" w:right="1440" w:bottom="1440" w:left="1440" w:header="720" w:footer="720"/>
-      <w:headerReference xmlns:r="http://schemas.openxmlformats.org/officeDocument/2006/relationships" w:type="default" r:id="R248183385a85407f"/>
-      <w:footerReference xmlns:r="http://schemas.openxmlformats.org/officeDocument/2006/relationships" w:type="default" r:id="Rcd5886698a2f4360"/>
+      <w:headerReference xmlns:r="http://schemas.openxmlformats.org/officeDocument/2006/relationships" w:type="default" r:id="R61fd2655413244c8"/>
+      <w:footerReference xmlns:r="http://schemas.openxmlformats.org/officeDocument/2006/relationships" w:type="default" r:id="R3b61d2f964cc4c13"/>
     </w:sectPr>
   </w:body>
 </w:document>

--- a/PanoramicData.Render.Test/test-assets/docx/headers-and-footers.docx
+++ b/PanoramicData.Render.Test/test-assets/docx/headers-and-footers.docx
@@ -15,8 +15,8 @@
     <w:sectPr>
       <w:pgSz w:w="12240" w:h="15840"/>
       <w:pgMar w:top="1440" w:right="1440" w:bottom="1440" w:left="1440" w:header="720" w:footer="720"/>
-      <w:headerReference xmlns:r="http://schemas.openxmlformats.org/officeDocument/2006/relationships" w:type="default" r:id="R61fd2655413244c8"/>
-      <w:footerReference xmlns:r="http://schemas.openxmlformats.org/officeDocument/2006/relationships" w:type="default" r:id="R3b61d2f964cc4c13"/>
+      <w:headerReference xmlns:r="http://schemas.openxmlformats.org/officeDocument/2006/relationships" w:type="default" r:id="Rddfe6da9fcb94b2c"/>
+      <w:footerReference xmlns:r="http://schemas.openxmlformats.org/officeDocument/2006/relationships" w:type="default" r:id="Raefc86cbbf924b90"/>
     </w:sectPr>
   </w:body>
 </w:document>
